--- a/docs.docx
+++ b/docs.docx
@@ -64,11 +64,17 @@
       <w:r>
         <w:t xml:space="preserve">X = </w:t>
       </w:r>
+      <w:r>
+        <w:t>(</w:t>
+      </w:r>
       <w:proofErr w:type="spellStart"/>
       <w:r>
         <w:t>x+dx</w:t>
       </w:r>
       <w:proofErr w:type="spellEnd"/>
+      <w:r>
+        <w:t>)</w:t>
+      </w:r>
       <w:r>
         <w:t xml:space="preserve"> % w, y = </w:t>
       </w:r>
@@ -190,6 +196,7 @@
       <w:r>
         <w:rPr>
           <w:rFonts w:eastAsiaTheme="minorEastAsia"/>
+          <w:noProof/>
         </w:rPr>
         <w:drawing>
           <wp:inline distT="0" distB="0" distL="0" distR="0" wp14:anchorId="1D8F09AF" wp14:editId="137346BC">
@@ -230,6 +237,9 @@
     </w:p>
     <w:p>
       <w:r>
+        <w:rPr>
+          <w:noProof/>
+        </w:rPr>
         <w:drawing>
           <wp:inline distT="0" distB="0" distL="0" distR="0" wp14:anchorId="57CC0420" wp14:editId="55A71BBC">
             <wp:extent cx="6645910" cy="3010535"/>
@@ -335,6 +345,33 @@
         <w:t>Regions with the highest density of pearls would be the regions where dragons die. Rush there</w:t>
       </w:r>
     </w:p>
+    <w:p>
+      <w:r>
+        <w:t>Block the portals</w:t>
+      </w:r>
+    </w:p>
+    <w:p>
+      <w:r>
+        <w:t>Coordinates of the queen snake</w:t>
+      </w:r>
+    </w:p>
+    <w:p>
+      <w:r>
+        <w:lastRenderedPageBreak/>
+        <w:t>We already know one of the coordinates through sonar, we can store the other in the extra bits. Use this info to plot kelps enemies and portals.</w:t>
+      </w:r>
+    </w:p>
+    <w:p>
+      <w:r>
+        <w:t>If you detect queen snake, either be food for her or leave.</w:t>
+      </w:r>
+    </w:p>
+    <w:p>
+      <w:r>
+        <w:t>Queen snake id in the extra bits</w:t>
+      </w:r>
+    </w:p>
+    <w:p/>
     <w:sectPr>
       <w:pgSz w:w="11906" w:h="16838"/>
       <w:pgMar w:top="720" w:right="720" w:bottom="720" w:left="720" w:header="708" w:footer="708" w:gutter="0"/>
@@ -948,6 +985,7 @@
   <w:style w:type="character" w:default="1" w:styleId="DefaultParagraphFont">
     <w:name w:val="Default Paragraph Font"/>
     <w:uiPriority w:val="1"/>
+    <w:semiHidden/>
     <w:unhideWhenUsed/>
   </w:style>
   <w:style w:type="table" w:default="1" w:styleId="TableNormal">
